--- a/report/Distributed Database Project Proposal - Filled.docx
+++ b/report/Distributed Database Project Proposal - Filled.docx
@@ -2905,298 +2905,157 @@
           <w:b/>
           <w:bCs/>
         </w:rPr>
-        <w:t>Quantitative Metric</w:t>
-      </w:r>
-      <w:r>
-        <w:t xml:space="preserve">: </w:t>
-      </w:r>
-      <w:proofErr w:type="spellStart"/>
-      <w:r>
-        <w:t>Chỉ</w:t>
-      </w:r>
-      <w:proofErr w:type="spellEnd"/>
-      <w:r>
-        <w:t xml:space="preserve"> </w:t>
-      </w:r>
-      <w:proofErr w:type="spellStart"/>
-      <w:r>
-        <w:t>số</w:t>
-      </w:r>
-      <w:proofErr w:type="spellEnd"/>
-      <w:r>
-        <w:t xml:space="preserve"> Locality of Reference (LR) </w:t>
-      </w:r>
-      <w:proofErr w:type="spellStart"/>
-      <w:r>
-        <w:t>của</w:t>
-      </w:r>
-      <w:proofErr w:type="spellEnd"/>
-      <w:r>
-        <w:t xml:space="preserve"> </w:t>
-      </w:r>
-      <w:proofErr w:type="spellStart"/>
-      <w:r>
-        <w:t>từng</w:t>
-      </w:r>
-      <w:proofErr w:type="spellEnd"/>
-      <w:r>
-        <w:t xml:space="preserve"> site </w:t>
-      </w:r>
-      <w:proofErr w:type="spellStart"/>
-      <w:r>
-        <w:t>và</w:t>
-      </w:r>
-      <w:proofErr w:type="spellEnd"/>
-      <w:r>
-        <w:t xml:space="preserve"> </w:t>
-      </w:r>
-      <w:proofErr w:type="spellStart"/>
-      <w:r>
-        <w:t>toàn</w:t>
-      </w:r>
-      <w:proofErr w:type="spellEnd"/>
-      <w:r>
-        <w:t xml:space="preserve"> </w:t>
-      </w:r>
-      <w:proofErr w:type="spellStart"/>
-      <w:r>
-        <w:t>hệ</w:t>
-      </w:r>
-      <w:proofErr w:type="spellEnd"/>
-      <w:r>
-        <w:t xml:space="preserve"> </w:t>
-      </w:r>
-      <w:proofErr w:type="spellStart"/>
-      <w:r>
-        <w:t>thống</w:t>
-      </w:r>
-      <w:proofErr w:type="spellEnd"/>
-      <w:r>
-        <w:t>:</w:t>
-      </w:r>
-      <w:r>
+        <w:t>Quantitative Metric: Chỉ số Locality of Reference (LR) của từng site và toàn hệ thống:</w:t>
         <w:br/>
-        <w:t>• LR_A = (</w:t>
-      </w:r>
-      <w:proofErr w:type="spellStart"/>
-      <w:r>
-        <w:t>số</w:t>
-      </w:r>
-      <w:proofErr w:type="spellEnd"/>
-      <w:r>
-        <w:t xml:space="preserve"> TX </w:t>
-      </w:r>
-      <w:proofErr w:type="spellStart"/>
-      <w:r>
-        <w:t>tại</w:t>
-      </w:r>
-      <w:proofErr w:type="spellEnd"/>
-      <w:r>
-        <w:t xml:space="preserve"> ATM A </w:t>
-      </w:r>
-      <w:proofErr w:type="spellStart"/>
-      <w:r>
-        <w:t>của</w:t>
-      </w:r>
-      <w:proofErr w:type="spellEnd"/>
-      <w:r>
-        <w:t xml:space="preserve"> </w:t>
-      </w:r>
-      <w:proofErr w:type="spellStart"/>
-      <w:r>
-        <w:t>khách</w:t>
-      </w:r>
-      <w:proofErr w:type="spellEnd"/>
-      <w:r>
-        <w:t xml:space="preserve"> </w:t>
-      </w:r>
-      <w:proofErr w:type="spellStart"/>
-      <w:r>
-        <w:t>hàng</w:t>
-      </w:r>
-      <w:proofErr w:type="spellEnd"/>
-      <w:r>
-        <w:t xml:space="preserve"> Branch A) / (</w:t>
-      </w:r>
-      <w:proofErr w:type="spellStart"/>
-      <w:r>
-        <w:t>tổng</w:t>
-      </w:r>
-      <w:proofErr w:type="spellEnd"/>
-      <w:r>
-        <w:t xml:space="preserve"> TX </w:t>
-      </w:r>
-      <w:proofErr w:type="spellStart"/>
-      <w:r>
-        <w:t>của</w:t>
-      </w:r>
-      <w:proofErr w:type="spellEnd"/>
-      <w:r>
-        <w:t xml:space="preserve"> </w:t>
-      </w:r>
-      <w:proofErr w:type="spellStart"/>
-      <w:r>
-        <w:t>khách</w:t>
-      </w:r>
-      <w:proofErr w:type="spellEnd"/>
-      <w:r>
-        <w:t xml:space="preserve"> </w:t>
-      </w:r>
-      <w:proofErr w:type="spellStart"/>
-      <w:r>
-        <w:t>hàng</w:t>
-      </w:r>
-      <w:proofErr w:type="spellEnd"/>
-      <w:r>
-        <w:t xml:space="preserve"> Branch A)</w:t>
-      </w:r>
-      <w:r>
+        <w:t>• LR_A = (số TX tại ATM A của khách hàng Branch A) / (tổng TX của khách hàng Branch A)</w:t>
         <w:br/>
-        <w:t>• LR_B = (</w:t>
-      </w:r>
-      <w:proofErr w:type="spellStart"/>
-      <w:r>
-        <w:t>số</w:t>
-      </w:r>
-      <w:proofErr w:type="spellEnd"/>
-      <w:r>
-        <w:t xml:space="preserve"> TX </w:t>
-      </w:r>
-      <w:proofErr w:type="spellStart"/>
-      <w:r>
-        <w:t>tại</w:t>
-      </w:r>
-      <w:proofErr w:type="spellEnd"/>
-      <w:r>
-        <w:t xml:space="preserve"> ATM B </w:t>
-      </w:r>
-      <w:proofErr w:type="spellStart"/>
-      <w:r>
-        <w:t>của</w:t>
-      </w:r>
-      <w:proofErr w:type="spellEnd"/>
-      <w:r>
-        <w:t xml:space="preserve"> </w:t>
-      </w:r>
-      <w:proofErr w:type="spellStart"/>
-      <w:r>
-        <w:t>khách</w:t>
-      </w:r>
-      <w:proofErr w:type="spellEnd"/>
-      <w:r>
-        <w:t xml:space="preserve"> </w:t>
-      </w:r>
-      <w:proofErr w:type="spellStart"/>
-      <w:r>
-        <w:t>hàng</w:t>
-      </w:r>
-      <w:proofErr w:type="spellEnd"/>
-      <w:r>
-        <w:t xml:space="preserve"> Branch B) / (</w:t>
-      </w:r>
-      <w:proofErr w:type="spellStart"/>
-      <w:r>
-        <w:t>tổng</w:t>
-      </w:r>
-      <w:proofErr w:type="spellEnd"/>
-      <w:r>
-        <w:t xml:space="preserve"> TX </w:t>
-      </w:r>
-      <w:proofErr w:type="spellStart"/>
-      <w:r>
-        <w:t>của</w:t>
-      </w:r>
-      <w:proofErr w:type="spellEnd"/>
-      <w:r>
-        <w:t xml:space="preserve"> </w:t>
-      </w:r>
-      <w:proofErr w:type="spellStart"/>
-      <w:r>
-        <w:t>khách</w:t>
-      </w:r>
-      <w:proofErr w:type="spellEnd"/>
-      <w:r>
-        <w:t xml:space="preserve"> </w:t>
-      </w:r>
-      <w:proofErr w:type="spellStart"/>
-      <w:r>
-        <w:t>hàng</w:t>
-      </w:r>
-      <w:proofErr w:type="spellEnd"/>
-      <w:r>
-        <w:t xml:space="preserve"> Branch B)</w:t>
-      </w:r>
-      <w:r>
+        <w:t>• LR_B = (số TX tại ATM B của khách hàng Branch B) / (tổng TX của khách hàng Branch B)</w:t>
         <w:br/>
-        <w:t xml:space="preserve">• </w:t>
-      </w:r>
-      <w:proofErr w:type="spellStart"/>
-      <w:r>
-        <w:t>LR_overall</w:t>
-      </w:r>
-      <w:proofErr w:type="spellEnd"/>
-      <w:r>
-        <w:t xml:space="preserve"> = (</w:t>
-      </w:r>
-      <w:proofErr w:type="spellStart"/>
-      <w:r>
-        <w:t>tổng</w:t>
-      </w:r>
-      <w:proofErr w:type="spellEnd"/>
-      <w:r>
-        <w:t xml:space="preserve"> local TX) / (</w:t>
-      </w:r>
-      <w:proofErr w:type="spellStart"/>
-      <w:r>
-        <w:t>tổng</w:t>
-      </w:r>
-      <w:proofErr w:type="spellEnd"/>
-      <w:r>
-        <w:t xml:space="preserve"> TX)</w:t>
-      </w:r>
-      <w:r>
+        <w:t>• LR_overall = (tổng local TX) / (tổng TX)</w:t>
         <w:br/>
-      </w:r>
-      <w:proofErr w:type="spellStart"/>
-      <w:r>
-        <w:t>Kết</w:t>
-      </w:r>
-      <w:proofErr w:type="spellEnd"/>
-      <w:r>
-        <w:t xml:space="preserve"> </w:t>
-      </w:r>
-      <w:proofErr w:type="spellStart"/>
-      <w:r>
-        <w:t>quả</w:t>
-      </w:r>
-      <w:proofErr w:type="spellEnd"/>
-      <w:r>
-        <w:t xml:space="preserve"> </w:t>
-      </w:r>
-      <w:proofErr w:type="spellStart"/>
-      <w:r>
-        <w:t>kỳ</w:t>
-      </w:r>
-      <w:proofErr w:type="spellEnd"/>
-      <w:r>
-        <w:t xml:space="preserve"> </w:t>
-      </w:r>
-      <w:proofErr w:type="spellStart"/>
-      <w:r>
-        <w:t>vọng</w:t>
-      </w:r>
-      <w:proofErr w:type="spellEnd"/>
-      <w:r>
-        <w:t xml:space="preserve">: LR Day 1 ≈ 0.90 (stable), LR Day 30 ≈ 0.40 (drift detected), LR </w:t>
-      </w:r>
-      <w:proofErr w:type="spellStart"/>
-      <w:r>
-        <w:t>sau</w:t>
-      </w:r>
-      <w:proofErr w:type="spellEnd"/>
-      <w:r>
-        <w:t xml:space="preserve"> Re-Fragmentation ≥ Threshold.</w:t>
-      </w:r>
+        <w:t>Kết quả kỳ vọng: LR Day 1 ≈ 0.90 (stable), LR Day 30 ≈ 0.22 (drift detected), LR sau Re-Fragmentation ≥ Threshold.</w:t>
+      </w:r>
+      <w:r/>
+      <w:proofErr w:type="spellStart"/>
+      <w:r/>
+      <w:proofErr w:type="spellEnd"/>
+      <w:r/>
+      <w:proofErr w:type="spellStart"/>
+      <w:r/>
+      <w:proofErr w:type="spellEnd"/>
+      <w:r/>
+      <w:proofErr w:type="spellStart"/>
+      <w:r/>
+      <w:proofErr w:type="spellEnd"/>
+      <w:r/>
+      <w:proofErr w:type="spellStart"/>
+      <w:r/>
+      <w:proofErr w:type="spellEnd"/>
+      <w:r/>
+      <w:proofErr w:type="spellStart"/>
+      <w:r/>
+      <w:proofErr w:type="spellEnd"/>
+      <w:r/>
+      <w:proofErr w:type="spellStart"/>
+      <w:r/>
+      <w:proofErr w:type="spellEnd"/>
+      <w:r/>
+      <w:proofErr w:type="spellStart"/>
+      <w:r/>
+      <w:proofErr w:type="spellEnd"/>
+      <w:r/>
+      <w:proofErr w:type="spellStart"/>
+      <w:r/>
+      <w:proofErr w:type="spellEnd"/>
+      <w:r/>
+      <w:r/>
+      <w:proofErr w:type="spellStart"/>
+      <w:r/>
+      <w:proofErr w:type="spellEnd"/>
+      <w:r/>
+      <w:proofErr w:type="spellStart"/>
+      <w:r/>
+      <w:proofErr w:type="spellEnd"/>
+      <w:r/>
+      <w:proofErr w:type="spellStart"/>
+      <w:r/>
+      <w:proofErr w:type="spellEnd"/>
+      <w:r/>
+      <w:proofErr w:type="spellStart"/>
+      <w:r/>
+      <w:proofErr w:type="spellEnd"/>
+      <w:r/>
+      <w:proofErr w:type="spellStart"/>
+      <w:r/>
+      <w:proofErr w:type="spellEnd"/>
+      <w:r/>
+      <w:proofErr w:type="spellStart"/>
+      <w:r/>
+      <w:proofErr w:type="spellEnd"/>
+      <w:r/>
+      <w:proofErr w:type="spellStart"/>
+      <w:r/>
+      <w:proofErr w:type="spellEnd"/>
+      <w:r/>
+      <w:proofErr w:type="spellStart"/>
+      <w:r/>
+      <w:proofErr w:type="spellEnd"/>
+      <w:r/>
+      <w:proofErr w:type="spellStart"/>
+      <w:r/>
+      <w:proofErr w:type="spellEnd"/>
+      <w:r/>
+      <w:r/>
+      <w:proofErr w:type="spellStart"/>
+      <w:r/>
+      <w:proofErr w:type="spellEnd"/>
+      <w:r/>
+      <w:proofErr w:type="spellStart"/>
+      <w:r/>
+      <w:proofErr w:type="spellEnd"/>
+      <w:r/>
+      <w:proofErr w:type="spellStart"/>
+      <w:r/>
+      <w:proofErr w:type="spellEnd"/>
+      <w:r/>
+      <w:proofErr w:type="spellStart"/>
+      <w:r/>
+      <w:proofErr w:type="spellEnd"/>
+      <w:r/>
+      <w:proofErr w:type="spellStart"/>
+      <w:r/>
+      <w:proofErr w:type="spellEnd"/>
+      <w:r/>
+      <w:proofErr w:type="spellStart"/>
+      <w:r/>
+      <w:proofErr w:type="spellEnd"/>
+      <w:r/>
+      <w:proofErr w:type="spellStart"/>
+      <w:r/>
+      <w:proofErr w:type="spellEnd"/>
+      <w:r/>
+      <w:proofErr w:type="spellStart"/>
+      <w:r/>
+      <w:proofErr w:type="spellEnd"/>
+      <w:r/>
+      <w:proofErr w:type="spellStart"/>
+      <w:r/>
+      <w:proofErr w:type="spellEnd"/>
+      <w:r/>
+      <w:r/>
+      <w:proofErr w:type="spellStart"/>
+      <w:r/>
+      <w:proofErr w:type="spellEnd"/>
+      <w:r/>
+      <w:proofErr w:type="spellStart"/>
+      <w:r/>
+      <w:proofErr w:type="spellEnd"/>
+      <w:r/>
+      <w:proofErr w:type="spellStart"/>
+      <w:r/>
+      <w:proofErr w:type="spellEnd"/>
+      <w:r/>
+      <w:r/>
+      <w:proofErr w:type="spellStart"/>
+      <w:r/>
+      <w:proofErr w:type="spellEnd"/>
+      <w:r/>
+      <w:proofErr w:type="spellStart"/>
+      <w:r/>
+      <w:proofErr w:type="spellEnd"/>
+      <w:r/>
+      <w:proofErr w:type="spellStart"/>
+      <w:r/>
+      <w:proofErr w:type="spellEnd"/>
+      <w:r/>
+      <w:proofErr w:type="spellStart"/>
+      <w:r/>
+      <w:proofErr w:type="spellEnd"/>
+      <w:r/>
+      <w:proofErr w:type="spellStart"/>
+      <w:r/>
+      <w:proofErr w:type="spellEnd"/>
+      <w:r/>
     </w:p>
     <w:p>
       <w:pPr>
@@ -3212,341 +3071,181 @@
           <w:bCs/>
         </w:rPr>
         <w:t>The "Failure" / Drift Scenario:</w:t>
+        <w:br/>
+        <w:t>1. Day 1 — High Locality: 90% giao dịch tại local ATM → LR ≈ 0.90 (Stable)</w:t>
+        <w:br/>
+        <w:t>2. Day 30 — Drift Detected: chỉ 20-25% giao dịch tại local ATM → LR ≈ 0.22 (Drift)</w:t>
+        <w:br/>
+        <w:t>3. Re-Fragmentation: hệ thống tự động xác định danh sách "migration candidates" (khách có LR &lt; threshold và LR &lt; 0.50 (remote TX &gt; 50%)), di chuyển bản ghi customers + transactions sang site mới. LR sau migration tăng lên ≥ 0.70.</w:t>
+        <w:br/>
+        <w:t>4. Undo Migration: hệ thống khôi phục hoàn toàn về trạng thái ban đầu nhờ cơ chế backup tự động.</w:t>
       </w:r>
       <w:r>
         <w:rPr>
           <w:b/>
           <w:bCs/>
         </w:rPr>
-        <w:br/>
-      </w:r>
-      <w:r>
-        <w:t xml:space="preserve">1. Day 1 — High Locality: 90% </w:t>
-      </w:r>
-      <w:proofErr w:type="spellStart"/>
-      <w:r>
-        <w:t>giao</w:t>
-      </w:r>
-      <w:proofErr w:type="spellEnd"/>
-      <w:r>
-        <w:t xml:space="preserve"> </w:t>
-      </w:r>
-      <w:proofErr w:type="spellStart"/>
-      <w:r>
-        <w:t>dịch</w:t>
-      </w:r>
-      <w:proofErr w:type="spellEnd"/>
-      <w:r>
-        <w:t xml:space="preserve"> </w:t>
-      </w:r>
-      <w:proofErr w:type="spellStart"/>
-      <w:r>
-        <w:t>tại</w:t>
-      </w:r>
-      <w:proofErr w:type="spellEnd"/>
-      <w:r>
-        <w:t xml:space="preserve"> local ATM → LR ≈ 0.90 (Stable)</w:t>
-      </w:r>
-      <w:r>
-        <w:br/>
-        <w:t xml:space="preserve">2. Day 30 — Drift Detected: </w:t>
-      </w:r>
-      <w:proofErr w:type="spellStart"/>
-      <w:r>
-        <w:t>chỉ</w:t>
-      </w:r>
-      <w:proofErr w:type="spellEnd"/>
-      <w:r>
-        <w:t xml:space="preserve"> 35-45% </w:t>
-      </w:r>
-      <w:proofErr w:type="spellStart"/>
-      <w:r>
-        <w:t>giao</w:t>
-      </w:r>
-      <w:proofErr w:type="spellEnd"/>
-      <w:r>
-        <w:t xml:space="preserve"> </w:t>
-      </w:r>
-      <w:proofErr w:type="spellStart"/>
-      <w:r>
-        <w:t>dịch</w:t>
-      </w:r>
-      <w:proofErr w:type="spellEnd"/>
-      <w:r>
-        <w:t xml:space="preserve"> </w:t>
-      </w:r>
-      <w:proofErr w:type="spellStart"/>
-      <w:r>
-        <w:t>tại</w:t>
-      </w:r>
-      <w:proofErr w:type="spellEnd"/>
-      <w:r>
-        <w:t xml:space="preserve"> local ATM → LR ≈ 0.40 (Drift)</w:t>
-      </w:r>
-      <w:r>
-        <w:br/>
-        <w:t xml:space="preserve">3. Re-Fragmentation: </w:t>
-      </w:r>
-      <w:proofErr w:type="spellStart"/>
-      <w:r>
-        <w:t>hệ</w:t>
-      </w:r>
-      <w:proofErr w:type="spellEnd"/>
-      <w:r>
-        <w:t xml:space="preserve"> </w:t>
-      </w:r>
-      <w:proofErr w:type="spellStart"/>
-      <w:r>
-        <w:t>thống</w:t>
-      </w:r>
-      <w:proofErr w:type="spellEnd"/>
-      <w:r>
-        <w:t xml:space="preserve"> </w:t>
-      </w:r>
-      <w:proofErr w:type="spellStart"/>
-      <w:r>
-        <w:t>tự</w:t>
-      </w:r>
-      <w:proofErr w:type="spellEnd"/>
-      <w:r>
-        <w:t xml:space="preserve"> </w:t>
-      </w:r>
-      <w:proofErr w:type="spellStart"/>
-      <w:r>
-        <w:t>động</w:t>
-      </w:r>
-      <w:proofErr w:type="spellEnd"/>
-      <w:r>
-        <w:t xml:space="preserve"> </w:t>
-      </w:r>
-      <w:proofErr w:type="spellStart"/>
-      <w:r>
-        <w:t>xác</w:t>
-      </w:r>
-      <w:proofErr w:type="spellEnd"/>
-      <w:r>
-        <w:t xml:space="preserve"> </w:t>
-      </w:r>
-      <w:proofErr w:type="spellStart"/>
-      <w:r>
-        <w:t>định</w:t>
-      </w:r>
-      <w:proofErr w:type="spellEnd"/>
-      <w:r>
-        <w:t xml:space="preserve"> </w:t>
-      </w:r>
-      <w:proofErr w:type="spellStart"/>
-      <w:r>
-        <w:t>danh</w:t>
-      </w:r>
-      <w:proofErr w:type="spellEnd"/>
-      <w:r>
-        <w:t xml:space="preserve"> </w:t>
-      </w:r>
-      <w:proofErr w:type="spellStart"/>
-      <w:r>
-        <w:t>sách</w:t>
-      </w:r>
-      <w:proofErr w:type="spellEnd"/>
-      <w:r>
-        <w:t xml:space="preserve"> "migration candidates" (</w:t>
-      </w:r>
-      <w:proofErr w:type="spellStart"/>
-      <w:r>
-        <w:t>khách</w:t>
-      </w:r>
-      <w:proofErr w:type="spellEnd"/>
-      <w:r>
-        <w:t xml:space="preserve"> </w:t>
-      </w:r>
-      <w:proofErr w:type="spellStart"/>
-      <w:r>
-        <w:t>có</w:t>
-      </w:r>
-      <w:proofErr w:type="spellEnd"/>
-      <w:r>
-        <w:t xml:space="preserve"> LR &lt; threshold), di </w:t>
-      </w:r>
-      <w:proofErr w:type="spellStart"/>
-      <w:r>
-        <w:t>chuyển</w:t>
-      </w:r>
-      <w:proofErr w:type="spellEnd"/>
-      <w:r>
-        <w:t xml:space="preserve"> </w:t>
-      </w:r>
-      <w:proofErr w:type="spellStart"/>
-      <w:r>
-        <w:t>bản</w:t>
-      </w:r>
-      <w:proofErr w:type="spellEnd"/>
-      <w:r>
-        <w:t xml:space="preserve"> </w:t>
-      </w:r>
-      <w:proofErr w:type="spellStart"/>
-      <w:r>
-        <w:t>ghi</w:t>
-      </w:r>
-      <w:proofErr w:type="spellEnd"/>
-      <w:r>
-        <w:t xml:space="preserve"> customers + transactions sang site </w:t>
-      </w:r>
-      <w:proofErr w:type="spellStart"/>
-      <w:r>
-        <w:t>mới</w:t>
-      </w:r>
-      <w:proofErr w:type="spellEnd"/>
-      <w:r>
-        <w:t xml:space="preserve">. LR </w:t>
-      </w:r>
-      <w:proofErr w:type="spellStart"/>
-      <w:r>
-        <w:t>sau</w:t>
-      </w:r>
-      <w:proofErr w:type="spellEnd"/>
-      <w:r>
-        <w:t xml:space="preserve"> migration </w:t>
-      </w:r>
-      <w:proofErr w:type="spellStart"/>
-      <w:r>
-        <w:t>tăng</w:t>
-      </w:r>
-      <w:proofErr w:type="spellEnd"/>
-      <w:r>
-        <w:t xml:space="preserve"> </w:t>
-      </w:r>
-      <w:proofErr w:type="spellStart"/>
-      <w:r>
-        <w:t>lên</w:t>
-      </w:r>
-      <w:proofErr w:type="spellEnd"/>
-      <w:r>
-        <w:t xml:space="preserve"> ~0.64.</w:t>
-      </w:r>
-      <w:r>
-        <w:br/>
-        <w:t xml:space="preserve">4. Undo Migration: </w:t>
-      </w:r>
-      <w:proofErr w:type="spellStart"/>
-      <w:r>
-        <w:t>hệ</w:t>
-      </w:r>
-      <w:proofErr w:type="spellEnd"/>
-      <w:r>
-        <w:t xml:space="preserve"> </w:t>
-      </w:r>
-      <w:proofErr w:type="spellStart"/>
-      <w:r>
-        <w:t>thống</w:t>
-      </w:r>
-      <w:proofErr w:type="spellEnd"/>
-      <w:r>
-        <w:t xml:space="preserve"> </w:t>
-      </w:r>
-      <w:proofErr w:type="spellStart"/>
-      <w:r>
-        <w:t>khôi</w:t>
-      </w:r>
-      <w:proofErr w:type="spellEnd"/>
-      <w:r>
-        <w:t xml:space="preserve"> </w:t>
-      </w:r>
-      <w:proofErr w:type="spellStart"/>
-      <w:r>
-        <w:t>phục</w:t>
-      </w:r>
-      <w:proofErr w:type="spellEnd"/>
-      <w:r>
-        <w:t xml:space="preserve"> </w:t>
-      </w:r>
-      <w:proofErr w:type="spellStart"/>
-      <w:r>
-        <w:t>hoàn</w:t>
-      </w:r>
-      <w:proofErr w:type="spellEnd"/>
-      <w:r>
-        <w:t xml:space="preserve"> </w:t>
-      </w:r>
-      <w:proofErr w:type="spellStart"/>
-      <w:r>
-        <w:t>toàn</w:t>
-      </w:r>
-      <w:proofErr w:type="spellEnd"/>
-      <w:r>
-        <w:t xml:space="preserve"> </w:t>
-      </w:r>
-      <w:proofErr w:type="spellStart"/>
-      <w:r>
-        <w:t>về</w:t>
-      </w:r>
-      <w:proofErr w:type="spellEnd"/>
-      <w:r>
-        <w:t xml:space="preserve"> </w:t>
-      </w:r>
-      <w:proofErr w:type="spellStart"/>
-      <w:r>
-        <w:t>trạng</w:t>
-      </w:r>
-      <w:proofErr w:type="spellEnd"/>
-      <w:r>
-        <w:t xml:space="preserve"> </w:t>
-      </w:r>
-      <w:proofErr w:type="spellStart"/>
-      <w:r>
-        <w:t>thái</w:t>
-      </w:r>
-      <w:proofErr w:type="spellEnd"/>
-      <w:r>
-        <w:t xml:space="preserve"> ban </w:t>
-      </w:r>
-      <w:proofErr w:type="spellStart"/>
-      <w:r>
-        <w:t>đầu</w:t>
-      </w:r>
-      <w:proofErr w:type="spellEnd"/>
-      <w:r>
-        <w:t xml:space="preserve"> </w:t>
-      </w:r>
-      <w:proofErr w:type="spellStart"/>
-      <w:r>
-        <w:t>nhờ</w:t>
-      </w:r>
-      <w:proofErr w:type="spellEnd"/>
-      <w:r>
-        <w:t xml:space="preserve"> </w:t>
-      </w:r>
-      <w:proofErr w:type="spellStart"/>
-      <w:r>
-        <w:t>cơ</w:t>
-      </w:r>
-      <w:proofErr w:type="spellEnd"/>
-      <w:r>
-        <w:t xml:space="preserve"> </w:t>
-      </w:r>
-      <w:proofErr w:type="spellStart"/>
-      <w:r>
-        <w:t>chế</w:t>
-      </w:r>
-      <w:proofErr w:type="spellEnd"/>
-      <w:r>
-        <w:t xml:space="preserve"> backup </w:t>
-      </w:r>
-      <w:proofErr w:type="spellStart"/>
-      <w:r>
-        <w:t>tự</w:t>
-      </w:r>
-      <w:proofErr w:type="spellEnd"/>
-      <w:r>
-        <w:t xml:space="preserve"> </w:t>
-      </w:r>
-      <w:proofErr w:type="spellStart"/>
-      <w:r>
-        <w:t>động</w:t>
-      </w:r>
-      <w:proofErr w:type="spellEnd"/>
-      <w:r>
-        <w:t>.</w:t>
-      </w:r>
+      </w:r>
+      <w:r/>
+      <w:proofErr w:type="spellStart"/>
+      <w:r/>
+      <w:proofErr w:type="spellEnd"/>
+      <w:r/>
+      <w:proofErr w:type="spellStart"/>
+      <w:r/>
+      <w:proofErr w:type="spellEnd"/>
+      <w:r/>
+      <w:proofErr w:type="spellStart"/>
+      <w:r/>
+      <w:proofErr w:type="spellEnd"/>
+      <w:r/>
+      <w:r/>
+      <w:proofErr w:type="spellStart"/>
+      <w:r/>
+      <w:proofErr w:type="spellEnd"/>
+      <w:r/>
+      <w:proofErr w:type="spellStart"/>
+      <w:r/>
+      <w:proofErr w:type="spellEnd"/>
+      <w:r/>
+      <w:proofErr w:type="spellStart"/>
+      <w:r/>
+      <w:proofErr w:type="spellEnd"/>
+      <w:r/>
+      <w:proofErr w:type="spellStart"/>
+      <w:r/>
+      <w:proofErr w:type="spellEnd"/>
+      <w:r/>
+      <w:r/>
+      <w:proofErr w:type="spellStart"/>
+      <w:r/>
+      <w:proofErr w:type="spellEnd"/>
+      <w:r/>
+      <w:proofErr w:type="spellStart"/>
+      <w:r/>
+      <w:proofErr w:type="spellEnd"/>
+      <w:r/>
+      <w:proofErr w:type="spellStart"/>
+      <w:r/>
+      <w:proofErr w:type="spellEnd"/>
+      <w:r/>
+      <w:proofErr w:type="spellStart"/>
+      <w:r/>
+      <w:proofErr w:type="spellEnd"/>
+      <w:r/>
+      <w:proofErr w:type="spellStart"/>
+      <w:r/>
+      <w:proofErr w:type="spellEnd"/>
+      <w:r/>
+      <w:proofErr w:type="spellStart"/>
+      <w:r/>
+      <w:proofErr w:type="spellEnd"/>
+      <w:r/>
+      <w:proofErr w:type="spellStart"/>
+      <w:r/>
+      <w:proofErr w:type="spellEnd"/>
+      <w:r/>
+      <w:proofErr w:type="spellStart"/>
+      <w:r/>
+      <w:proofErr w:type="spellEnd"/>
+      <w:r/>
+      <w:proofErr w:type="spellStart"/>
+      <w:r/>
+      <w:proofErr w:type="spellEnd"/>
+      <w:r/>
+      <w:proofErr w:type="spellStart"/>
+      <w:r/>
+      <w:proofErr w:type="spellEnd"/>
+      <w:r/>
+      <w:proofErr w:type="spellStart"/>
+      <w:r/>
+      <w:proofErr w:type="spellEnd"/>
+      <w:r/>
+      <w:proofErr w:type="spellStart"/>
+      <w:r/>
+      <w:proofErr w:type="spellEnd"/>
+      <w:r/>
+      <w:proofErr w:type="spellStart"/>
+      <w:r/>
+      <w:proofErr w:type="spellEnd"/>
+      <w:r/>
+      <w:proofErr w:type="spellStart"/>
+      <w:r/>
+      <w:proofErr w:type="spellEnd"/>
+      <w:r/>
+      <w:proofErr w:type="spellStart"/>
+      <w:r/>
+      <w:proofErr w:type="spellEnd"/>
+      <w:r/>
+      <w:proofErr w:type="spellStart"/>
+      <w:r/>
+      <w:proofErr w:type="spellEnd"/>
+      <w:r/>
+      <w:proofErr w:type="spellStart"/>
+      <w:r/>
+      <w:proofErr w:type="spellEnd"/>
+      <w:r/>
+      <w:r/>
+      <w:proofErr w:type="spellStart"/>
+      <w:r/>
+      <w:proofErr w:type="spellEnd"/>
+      <w:r/>
+      <w:proofErr w:type="spellStart"/>
+      <w:r/>
+      <w:proofErr w:type="spellEnd"/>
+      <w:r/>
+      <w:proofErr w:type="spellStart"/>
+      <w:r/>
+      <w:proofErr w:type="spellEnd"/>
+      <w:r/>
+      <w:proofErr w:type="spellStart"/>
+      <w:r/>
+      <w:proofErr w:type="spellEnd"/>
+      <w:r/>
+      <w:proofErr w:type="spellStart"/>
+      <w:r/>
+      <w:proofErr w:type="spellEnd"/>
+      <w:r/>
+      <w:proofErr w:type="spellStart"/>
+      <w:r/>
+      <w:proofErr w:type="spellEnd"/>
+      <w:r/>
+      <w:proofErr w:type="spellStart"/>
+      <w:r/>
+      <w:proofErr w:type="spellEnd"/>
+      <w:r/>
+      <w:proofErr w:type="spellStart"/>
+      <w:r/>
+      <w:proofErr w:type="spellEnd"/>
+      <w:r/>
+      <w:proofErr w:type="spellStart"/>
+      <w:r/>
+      <w:proofErr w:type="spellEnd"/>
+      <w:r/>
+      <w:proofErr w:type="spellStart"/>
+      <w:r/>
+      <w:proofErr w:type="spellEnd"/>
+      <w:r/>
+      <w:proofErr w:type="spellStart"/>
+      <w:r/>
+      <w:proofErr w:type="spellEnd"/>
+      <w:r/>
+      <w:proofErr w:type="spellStart"/>
+      <w:r/>
+      <w:proofErr w:type="spellEnd"/>
+      <w:r/>
+      <w:proofErr w:type="spellStart"/>
+      <w:r/>
+      <w:proofErr w:type="spellEnd"/>
+      <w:r/>
+      <w:proofErr w:type="spellStart"/>
+      <w:r/>
+      <w:proofErr w:type="spellEnd"/>
+      <w:r/>
+      <w:proofErr w:type="spellStart"/>
+      <w:r/>
+      <w:proofErr w:type="spellEnd"/>
+      <w:r/>
     </w:p>
     <w:p>
       <w:pPr>
